--- a/pr-preview/pr-91/index-tracked-changes.docx
+++ b/pr-preview/pr-91/index-tracked-changes.docx
@@ -16,7 +16,7 @@
       </w:pPr>
       <w:del w:id="1" w:author="PR Preview" w:date="2026-01-01T00:00:00Z">
         <w:r>
-          <w:delText xml:space="preserve">Last modified: 2026-10-09 00:28:12 (UTC)</w:delText>
+          <w:delText xml:space="preserve">Last modified: 2026-10-08 18:31:00 (PDT)</w:delText>
         </w:r>
       </w:del>
     </w:p>
@@ -26,7 +26,7 @@
       </w:pPr>
       <w:ins w:id="2" w:author="PR Preview" w:date="2026-01-01T00:00:00Z">
         <w:r>
-          <w:t xml:space="preserve">Last modified: 2026-10-08 17:44:04 (PDT)</w:t>
+          <w:t xml:space="preserve">Last modified: 2026-10-08 19:32:20 (PDT)</w:t>
         </w:r>
       </w:ins>
     </w:p>

--- a/pr-preview/pr-91/index-tracked-changes.docx
+++ b/pr-preview/pr-91/index-tracked-changes.docx
@@ -26,7 +26,7 @@
       </w:pPr>
       <w:ins w:id="2" w:author="PR Preview" w:date="2026-01-01T00:00:00Z">
         <w:r>
-          <w:t xml:space="preserve">Last modified: 2026-10-08 19:32:20 (PDT)</w:t>
+          <w:t xml:space="preserve">Last modified: 2026-10-08 19:43:37 (PDT)</w:t>
         </w:r>
       </w:ins>
     </w:p>

--- a/pr-preview/pr-91/index-tracked-changes.docx
+++ b/pr-preview/pr-91/index-tracked-changes.docx
@@ -16,7 +16,7 @@
       </w:pPr>
       <w:del w:id="1" w:author="PR Preview" w:date="2026-01-01T00:00:00Z">
         <w:r>
-          <w:delText xml:space="preserve">Last modified: 2026-10-08 18:31:00 (PDT)</w:delText>
+          <w:delText xml:space="preserve">Last modified: 2026-10-09 02:03:36 (PDT)</w:delText>
         </w:r>
       </w:del>
     </w:p>
@@ -26,7 +26,7 @@
       </w:pPr>
       <w:ins w:id="2" w:author="PR Preview" w:date="2026-01-01T00:00:00Z">
         <w:r>
-          <w:t xml:space="preserve">Last modified: 2026-10-08 19:43:37 (PDT)</w:t>
+          <w:t xml:space="preserve">Last modified: 2026-10-09 02:07:19 (PDT)</w:t>
         </w:r>
       </w:ins>
     </w:p>
@@ -286,9 +286,21 @@
       <w:pPr>
         <w:pStyle w:val="FirstParagraph"/>
       </w:pPr>
-      <w:r>
-        <w:t xml:space="preserve">Methods, illustrated with the HERS data:</w:t>
-      </w:r>
+      <w:del w:id="3" w:author="PR Preview" w:date="2026-01-01T00:00:00Z">
+        <w:r>
+          <w:delText xml:space="preserve">Methods, illustrated with the HERS data:</w:delText>
+        </w:r>
+      </w:del>
+    </w:p>
+    <w:p>
+      <w:pPr>
+        <w:pStyle w:val="FirstParagraph"/>
+      </w:pPr>
+      <w:ins w:id="4" w:author="PR Preview" w:date="2026-01-01T00:00:00Z">
+        <w:r>
+          <w:t xml:space="preserve">Methods:</w:t>
+        </w:r>
+      </w:ins>
     </w:p>
     <w:p>
       <w:pPr>
@@ -391,7 +403,7 @@
         </w:numPr>
       </w:pPr>
       <w:hyperlink r:id="rId19">
-        <w:del w:id="3" w:author="PR Preview" w:date="2026-01-01T00:00:00Z">
+        <w:del w:id="5" w:author="PR Preview" w:date="2026-01-01T00:00:00Z">
           <w:r>
             <w:rPr>
               <w:rStyle w:val="Hyperlink"/>
@@ -400,22 +412,22 @@
           </w:r>
         </w:del>
       </w:hyperlink>
-      <w:del w:id="4" w:author="PR Preview" w:date="2026-01-01T00:00:00Z">
+      <w:del w:id="6" w:author="PR Preview" w:date="2026-01-01T00:00:00Z">
         <w:r>
           <w:delText xml:space="preserve">:</w:delText>
-        </w:r>
-      </w:del>
-      <w:del w:id="5" w:author="PR Preview" w:date="2026-01-01T00:00:00Z">
-        <w:r>
-          <w:delText xml:space="preserve"> </w:delText>
-        </w:r>
-      </w:del>
-      <w:del w:id="6" w:author="PR Preview" w:date="2026-01-01T00:00:00Z">
-        <w:r>
-          <w:delText xml:space="preserve">overfitting, generalization error, training/validation/test splits,</w:delText>
         </w:r>
       </w:del>
       <w:del w:id="7" w:author="PR Preview" w:date="2026-01-01T00:00:00Z">
+        <w:r>
+          <w:delText xml:space="preserve"> </w:delText>
+        </w:r>
+      </w:del>
+      <w:del w:id="8" w:author="PR Preview" w:date="2026-01-01T00:00:00Z">
+        <w:r>
+          <w:delText xml:space="preserve">overfitting, generalization error, training/validation/test splits,</w:delText>
+        </w:r>
+      </w:del>
+      <w:del w:id="9" w:author="PR Preview" w:date="2026-01-01T00:00:00Z">
         <w:r>
           <w:delText xml:space="preserve"> </w:delText>
         </w:r>
@@ -425,17 +437,17 @@
           <m:t>k</m:t>
         </m:r>
       </m:oMath>
-      <w:del w:id="8" w:author="PR Preview" w:date="2026-01-01T00:00:00Z">
+      <w:del w:id="10" w:author="PR Preview" w:date="2026-01-01T00:00:00Z">
         <w:r>
           <w:delText xml:space="preserve">-fold and leave-one-out cross-validation,</w:delText>
         </w:r>
       </w:del>
-      <w:del w:id="9" w:author="PR Preview" w:date="2026-01-01T00:00:00Z">
+      <w:del w:id="11" w:author="PR Preview" w:date="2026-01-01T00:00:00Z">
         <w:r>
           <w:delText xml:space="preserve"> </w:delText>
         </w:r>
       </w:del>
-      <w:del w:id="10" w:author="PR Preview" w:date="2026-01-01T00:00:00Z">
+      <w:del w:id="12" w:author="PR Preview" w:date="2026-01-01T00:00:00Z">
         <w:r>
           <w:delText xml:space="preserve">and choosing a model by cross-validation.</w:delText>
         </w:r>
@@ -450,7 +462,7 @@
         </w:numPr>
       </w:pPr>
       <w:hyperlink r:id="rId19">
-        <w:ins w:id="11" w:author="PR Preview" w:date="2026-01-01T00:00:00Z">
+        <w:ins w:id="13" w:author="PR Preview" w:date="2026-01-01T00:00:00Z">
           <w:r>
             <w:rPr>
               <w:rStyle w:val="Hyperlink"/>
@@ -459,22 +471,22 @@
           </w:r>
         </w:ins>
       </w:hyperlink>
-      <w:ins w:id="12" w:author="PR Preview" w:date="2026-01-01T00:00:00Z">
+      <w:ins w:id="14" w:author="PR Preview" w:date="2026-01-01T00:00:00Z">
         <w:r>
           <w:t xml:space="preserve">:</w:t>
-        </w:r>
-      </w:ins>
-      <w:ins w:id="13" w:author="PR Preview" w:date="2026-01-01T00:00:00Z">
-        <w:r>
-          <w:t xml:space="preserve"> </w:t>
-        </w:r>
-      </w:ins>
-      <w:ins w:id="14" w:author="PR Preview" w:date="2026-01-01T00:00:00Z">
-        <w:r>
-          <w:t xml:space="preserve">overfitting, generalization error, training/validation/test splits,</w:t>
         </w:r>
       </w:ins>
       <w:ins w:id="15" w:author="PR Preview" w:date="2026-01-01T00:00:00Z">
+        <w:r>
+          <w:t xml:space="preserve"> </w:t>
+        </w:r>
+      </w:ins>
+      <w:ins w:id="16" w:author="PR Preview" w:date="2026-01-01T00:00:00Z">
+        <w:r>
+          <w:t xml:space="preserve">overfitting, generalization error, training/validation/test splits,</w:t>
+        </w:r>
+      </w:ins>
+      <w:ins w:id="17" w:author="PR Preview" w:date="2026-01-01T00:00:00Z">
         <w:r>
           <w:t xml:space="preserve"> </w:t>
         </w:r>
@@ -484,17 +496,17 @@
           <m:t>k</m:t>
         </m:r>
       </m:oMath>
-      <w:ins w:id="16" w:author="PR Preview" w:date="2026-01-01T00:00:00Z">
+      <w:ins w:id="18" w:author="PR Preview" w:date="2026-01-01T00:00:00Z">
         <w:r>
           <w:t xml:space="preserve">-fold and leave-one-out cross-validation,</w:t>
         </w:r>
       </w:ins>
-      <w:ins w:id="17" w:author="PR Preview" w:date="2026-01-01T00:00:00Z">
+      <w:ins w:id="19" w:author="PR Preview" w:date="2026-01-01T00:00:00Z">
         <w:r>
           <w:t xml:space="preserve"> </w:t>
         </w:r>
       </w:ins>
-      <w:ins w:id="18" w:author="PR Preview" w:date="2026-01-01T00:00:00Z">
+      <w:ins w:id="20" w:author="PR Preview" w:date="2026-01-01T00:00:00Z">
         <w:r>
           <w:t xml:space="preserve">and choosing a model by cross-validation;</w:t>
         </w:r>
@@ -509,7 +521,7 @@
         </w:numPr>
       </w:pPr>
       <w:hyperlink r:id="rId20">
-        <w:ins w:id="19" w:author="PR Preview" w:date="2026-01-01T00:00:00Z">
+        <w:ins w:id="21" w:author="PR Preview" w:date="2026-01-01T00:00:00Z">
           <w:r>
             <w:rPr>
               <w:rStyle w:val="Hyperlink"/>
@@ -518,19 +530,9 @@
           </w:r>
         </w:ins>
       </w:hyperlink>
-      <w:ins w:id="20" w:author="PR Preview" w:date="2026-01-01T00:00:00Z">
+      <w:ins w:id="22" w:author="PR Preview" w:date="2026-01-01T00:00:00Z">
         <w:r>
           <w:t xml:space="preserve">:</w:t>
-        </w:r>
-      </w:ins>
-      <w:ins w:id="21" w:author="PR Preview" w:date="2026-01-01T00:00:00Z">
-        <w:r>
-          <w:t xml:space="preserve"> </w:t>
-        </w:r>
-      </w:ins>
-      <w:ins w:id="22" w:author="PR Preview" w:date="2026-01-01T00:00:00Z">
-        <w:r>
-          <w:t xml:space="preserve">sensitivity, specificity, prevalence,</w:t>
         </w:r>
       </w:ins>
       <w:ins w:id="23" w:author="PR Preview" w:date="2026-01-01T00:00:00Z">
@@ -539,6 +541,16 @@
         </w:r>
       </w:ins>
       <w:ins w:id="24" w:author="PR Preview" w:date="2026-01-01T00:00:00Z">
+        <w:r>
+          <w:t xml:space="preserve">sensitivity, specificity, prevalence,</w:t>
+        </w:r>
+      </w:ins>
+      <w:ins w:id="25" w:author="PR Preview" w:date="2026-01-01T00:00:00Z">
+        <w:r>
+          <w:t xml:space="preserve"> </w:t>
+        </w:r>
+      </w:ins>
+      <w:ins w:id="26" w:author="PR Preview" w:date="2026-01-01T00:00:00Z">
         <w:r>
           <w:t xml:space="preserve">and positive and negative predictive values.</w:t>
         </w:r>

--- a/pr-preview/pr-91/index-tracked-changes.docx
+++ b/pr-preview/pr-91/index-tracked-changes.docx
@@ -16,7 +16,7 @@
       </w:pPr>
       <w:del w:id="1" w:author="PR Preview" w:date="2026-01-01T00:00:00Z">
         <w:r>
-          <w:delText xml:space="preserve">Last modified: 2026-10-09 02:03:36 (PDT)</w:delText>
+          <w:delText xml:space="preserve">Last modified: 2026-10-09 12:07:46 (PDT)</w:delText>
         </w:r>
       </w:del>
     </w:p>
@@ -26,7 +26,7 @@
       </w:pPr>
       <w:ins w:id="2" w:author="PR Preview" w:date="2026-01-01T00:00:00Z">
         <w:r>
-          <w:t xml:space="preserve">Last modified: 2026-10-09 02:07:19 (PDT)</w:t>
+          <w:t xml:space="preserve">Last modified: 2026-10-09 13:24:16 (PDT)</w:t>
         </w:r>
       </w:ins>
     </w:p>
